--- a/spark/Spark on kubernetes details.docx
+++ b/spark/Spark on kubernetes details.docx
@@ -15,6 +15,14 @@
         <w:pStyle w:val="Heading2"/>
       </w:pPr>
       <w:r>
+        <w:t>Created resources</w:t>
+      </w:r>
+    </w:p>
+    <w:p>
+      <w:pPr>
+        <w:pStyle w:val="Heading3"/>
+      </w:pPr>
+      <w:r>
         <w:t>Pods</w:t>
       </w:r>
     </w:p>
@@ -28,51 +36,67 @@
     </w:p>
     <w:p>
       <w:pPr>
+        <w:pStyle w:val="Heading3"/>
+      </w:pPr>
+      <w:r>
+        <w:t>Services</w:t>
+      </w:r>
+    </w:p>
+    <w:p>
+      <w:r>
+        <w:t>Spark Operator is running its own Services called ‘spark-operator-xxxx’.</w:t>
+      </w:r>
+    </w:p>
+    <w:p>
+      <w:pPr>
+        <w:pStyle w:val="Heading3"/>
+      </w:pPr>
+      <w:r>
+        <w:t>Service Accounts</w:t>
+      </w:r>
+    </w:p>
+    <w:p>
+      <w:r>
+        <w:t>Spark Operator’s Pods are using Service Accounts which need to have proper permissions. We can check what are those Accounts by running:</w:t>
+      </w:r>
+    </w:p>
+    <w:p>
+      <w:r>
+        <w:t>Kubectl get pod &lt;pod-name&gt; -n &lt;namespace&gt; -o yaml</w:t>
+      </w:r>
+    </w:p>
+    <w:p>
+      <w:pPr>
+        <w:pStyle w:val="Heading3"/>
+      </w:pPr>
+      <w:r>
+        <w:t>Webhook pods</w:t>
+      </w:r>
+    </w:p>
+    <w:p>
+      <w:r>
+        <w:t>If we are using webhooks in our Spark Operator then it will also create pods for those webhooks called ‘webhook-xxxx’.</w:t>
+      </w:r>
+    </w:p>
+    <w:p>
+      <w:pPr>
         <w:pStyle w:val="Heading2"/>
       </w:pPr>
       <w:r>
-        <w:t>Services</w:t>
-      </w:r>
-    </w:p>
-    <w:p>
-      <w:r>
-        <w:t>Spark Operator is running its own Services called ‘spark-operator-xxxx’.</w:t>
-      </w:r>
-    </w:p>
-    <w:p>
-      <w:pPr>
-        <w:pStyle w:val="Heading2"/>
-      </w:pPr>
-      <w:r>
-        <w:t>Service Accounts</w:t>
-      </w:r>
-    </w:p>
-    <w:p>
-      <w:r>
-        <w:t>Spark Operator’s Pods are using Service Accounts which need to have proper permissions. We can check what are those Accounts by running:</w:t>
-      </w:r>
-    </w:p>
-    <w:p>
-      <w:r>
-        <w:t>Kubectl get pod &lt;pod-name&gt; -n &lt;namespace&gt; -o yaml</w:t>
-      </w:r>
-    </w:p>
-    <w:p>
-      <w:pPr>
-        <w:pStyle w:val="Heading2"/>
-      </w:pPr>
-      <w:r>
         <w:t>Webhooks</w:t>
       </w:r>
     </w:p>
     <w:p>
       <w:r>
-        <w:t>Spark Operator uses webhooks to talk to a Kubernetes API server in order to modify resources. Webhook is a Pod. They are using certificates for security. Certificates files are mounted into a webhook Pod.</w:t>
+        <w:t>Spark Operator uses webhooks to talk to a Kubernetes API server in order to modify resources. They are using certificates for security. Certificates files are mounted into a webhook Pod.</w:t>
       </w:r>
     </w:p>
     <w:p>
       <w:r>
         <w:t xml:space="preserve">We can </w:t>
+      </w:r>
+      <w:r>
+        <w:t xml:space="preserve">check </w:t>
       </w:r>
       <w:r>
         <w:t>how certificates are mounted</w:t>
@@ -112,10 +136,74 @@
       </w:r>
     </w:p>
     <w:p>
+      <w:r>
+        <w:t xml:space="preserve">Webhooks allows us to provide some additional </w:t>
+      </w:r>
+      <w:r>
+        <w:t>fields</w:t>
+      </w:r>
+      <w:r>
+        <w:t xml:space="preserve"> for Driver and Executors Pods</w:t>
+      </w:r>
+      <w:r>
+        <w:t xml:space="preserve"> specification</w:t>
+      </w:r>
+      <w:r>
+        <w:t xml:space="preserve">, </w:t>
+      </w:r>
+      <w:r>
+        <w:t>which are not supported by the SparkApplication. Fo</w:t>
+      </w:r>
+      <w:r>
+        <w:t>r example adding tolerations</w:t>
+      </w:r>
+      <w:r>
+        <w:t>.</w:t>
+      </w:r>
+    </w:p>
+    <w:p>
+      <w:r>
+        <w:t>We can also use</w:t>
+      </w:r>
+      <w:r>
+        <w:t xml:space="preserve"> PodTemplateFile</w:t>
+      </w:r>
+      <w:r>
+        <w:t xml:space="preserve"> to add additional </w:t>
+      </w:r>
+      <w:r>
+        <w:t>specification</w:t>
+      </w:r>
+      <w:r>
+        <w:t xml:space="preserve"> </w:t>
+      </w:r>
+      <w:r>
+        <w:t>fields</w:t>
+      </w:r>
+      <w:r>
+        <w:t>.</w:t>
+      </w:r>
+    </w:p>
+    <w:p>
+      <w:r>
+        <w:rPr>
+          <w:b/>
+          <w:bCs/>
+        </w:rPr>
+        <w:t>Issues:</w:t>
+      </w:r>
+    </w:p>
+    <w:p>
+      <w:r>
+        <w:t>I was trying to use Webhooks but I was getting all the time errors that Kubernetes API server is not able to communicate with the Webhook server.</w:t>
+      </w:r>
+    </w:p>
+    <w:p>
       <w:pPr>
         <w:pStyle w:val="Heading1"/>
       </w:pPr>
       <w:r>
+        <w:lastRenderedPageBreak/>
         <w:t>SparkApplication</w:t>
       </w:r>
     </w:p>
@@ -178,10 +266,456 @@
     </w:p>
     <w:p>
       <w:r>
-        <w:t>When we specify a volumeMount for a SparkApplication resource, then it refers to a path inside of a container in the Spark Driver Pod.</w:t>
-      </w:r>
-    </w:p>
-    <w:p/>
+        <w:t>We can use volume mounts in the SparkApplication in order to access data from a volume in the Driver and Executors Pods.</w:t>
+      </w:r>
+    </w:p>
+    <w:p>
+      <w:pPr>
+        <w:pStyle w:val="Heading2"/>
+      </w:pPr>
+      <w:r>
+        <w:t>Taints and tolerations</w:t>
+      </w:r>
+    </w:p>
+    <w:p>
+      <w:r>
+        <w:t>In order to deploy sparkApplication on a mater node (control plane) we need to set up proper tolerations for spark-operator-controller deployment and SparkApplication.</w:t>
+      </w:r>
+    </w:p>
+    <w:p>
+      <w:r>
+        <w:t>We can deploy SparkApplication normally of worker nodes.</w:t>
+      </w:r>
+    </w:p>
+    <w:p>
+      <w:r>
+        <w:t>If we have a problem with tolerations we can see that info in the ‘events’ after running this command:</w:t>
+      </w:r>
+    </w:p>
+    <w:p>
+      <w:pPr>
+        <w:pStyle w:val="ListParagraph"/>
+        <w:numPr>
+          <w:ilvl w:val="0"/>
+          <w:numId w:val="2"/>
+        </w:numPr>
+      </w:pPr>
+      <w:r>
+        <w:t>Kubectl describe pods spark-operator-controller -n &lt;namespace&gt;</w:t>
+      </w:r>
+    </w:p>
+    <w:p>
+      <w:r>
+        <w:t>We can specify tolerations for Driver and Executors Pods in the Spark Application manifest:</w:t>
+      </w:r>
+    </w:p>
+    <w:p>
+      <w:r>
+        <w:drawing>
+          <wp:inline distT="0" distB="0" distL="0" distR="0" wp14:anchorId="3271132F" wp14:editId="67806582">
+            <wp:extent cx="1221638" cy="1585661"/>
+            <wp:effectExtent l="0" t="0" r="0" b="0"/>
+            <wp:docPr id="1559747259" name="Picture 1" descr="A screenshot of a computer code&#10;&#10;AI-generated content may be incorrect."/>
+            <wp:cNvGraphicFramePr>
+              <a:graphicFrameLocks xmlns:a="http://schemas.openxmlformats.org/drawingml/2006/main" noChangeAspect="1"/>
+            </wp:cNvGraphicFramePr>
+            <a:graphic xmlns:a="http://schemas.openxmlformats.org/drawingml/2006/main">
+              <a:graphicData uri="http://schemas.openxmlformats.org/drawingml/2006/picture">
+                <pic:pic xmlns:pic="http://schemas.openxmlformats.org/drawingml/2006/picture">
+                  <pic:nvPicPr>
+                    <pic:cNvPr id="1559747259" name="Picture 1" descr="A screenshot of a computer code&#10;&#10;AI-generated content may be incorrect."/>
+                    <pic:cNvPicPr/>
+                  </pic:nvPicPr>
+                  <pic:blipFill>
+                    <a:blip r:embed="rId5"/>
+                    <a:stretch>
+                      <a:fillRect/>
+                    </a:stretch>
+                  </pic:blipFill>
+                  <pic:spPr>
+                    <a:xfrm>
+                      <a:off x="0" y="0"/>
+                      <a:ext cx="1232638" cy="1599939"/>
+                    </a:xfrm>
+                    <a:prstGeom prst="rect">
+                      <a:avLst/>
+                    </a:prstGeom>
+                  </pic:spPr>
+                </pic:pic>
+              </a:graphicData>
+            </a:graphic>
+          </wp:inline>
+        </w:drawing>
+      </w:r>
+    </w:p>
+    <w:p>
+      <w:r>
+        <w:t>Adding tolerations requires using webhook.</w:t>
+      </w:r>
+    </w:p>
+    <w:p>
+      <w:pPr>
+        <w:pStyle w:val="Heading2"/>
+      </w:pPr>
+      <w:r>
+        <w:t>imagePullSecrets</w:t>
+      </w:r>
+    </w:p>
+    <w:p>
+      <w:r>
+        <w:t xml:space="preserve">We can use the </w:t>
+      </w:r>
+      <w:r>
+        <w:t>imagePullSecrets</w:t>
+      </w:r>
+      <w:r>
+        <w:t xml:space="preserve"> field in the Spark Application manifest in order to specify secrets which contains values for authentication to container registry from which we want to pull a Docker image used in the Spark Application.</w:t>
+      </w:r>
+    </w:p>
+    <w:p>
+      <w:r>
+        <w:lastRenderedPageBreak/>
+        <w:t>For example we can create a secret for container registry like that:</w:t>
+      </w:r>
+    </w:p>
+    <w:p>
+      <w:r>
+        <w:drawing>
+          <wp:inline distT="0" distB="0" distL="0" distR="0" wp14:anchorId="3E622EB9" wp14:editId="1C613A9C">
+            <wp:extent cx="2509114" cy="793371"/>
+            <wp:effectExtent l="0" t="0" r="5715" b="6985"/>
+            <wp:docPr id="1070626229" name="Picture 1" descr="A screen shot of a computer code&#10;&#10;AI-generated content may be incorrect."/>
+            <wp:cNvGraphicFramePr>
+              <a:graphicFrameLocks xmlns:a="http://schemas.openxmlformats.org/drawingml/2006/main" noChangeAspect="1"/>
+            </wp:cNvGraphicFramePr>
+            <a:graphic xmlns:a="http://schemas.openxmlformats.org/drawingml/2006/main">
+              <a:graphicData uri="http://schemas.openxmlformats.org/drawingml/2006/picture">
+                <pic:pic xmlns:pic="http://schemas.openxmlformats.org/drawingml/2006/picture">
+                  <pic:nvPicPr>
+                    <pic:cNvPr id="1070626229" name="Picture 1" descr="A screen shot of a computer code&#10;&#10;AI-generated content may be incorrect."/>
+                    <pic:cNvPicPr/>
+                  </pic:nvPicPr>
+                  <pic:blipFill>
+                    <a:blip r:embed="rId6"/>
+                    <a:stretch>
+                      <a:fillRect/>
+                    </a:stretch>
+                  </pic:blipFill>
+                  <pic:spPr>
+                    <a:xfrm>
+                      <a:off x="0" y="0"/>
+                      <a:ext cx="2520421" cy="796946"/>
+                    </a:xfrm>
+                    <a:prstGeom prst="rect">
+                      <a:avLst/>
+                    </a:prstGeom>
+                  </pic:spPr>
+                </pic:pic>
+              </a:graphicData>
+            </a:graphic>
+          </wp:inline>
+        </w:drawing>
+      </w:r>
+    </w:p>
+    <w:p>
+      <w:r>
+        <w:t>And use it in Spark Application:</w:t>
+      </w:r>
+    </w:p>
+    <w:p>
+      <w:r>
+        <w:drawing>
+          <wp:inline distT="0" distB="0" distL="0" distR="0" wp14:anchorId="1B69B2D7" wp14:editId="5EE87746">
+            <wp:extent cx="1141171" cy="463831"/>
+            <wp:effectExtent l="0" t="0" r="1905" b="0"/>
+            <wp:docPr id="1369179475" name="Picture 1" descr="A black screen with white text&#10;&#10;AI-generated content may be incorrect."/>
+            <wp:cNvGraphicFramePr>
+              <a:graphicFrameLocks xmlns:a="http://schemas.openxmlformats.org/drawingml/2006/main" noChangeAspect="1"/>
+            </wp:cNvGraphicFramePr>
+            <a:graphic xmlns:a="http://schemas.openxmlformats.org/drawingml/2006/main">
+              <a:graphicData uri="http://schemas.openxmlformats.org/drawingml/2006/picture">
+                <pic:pic xmlns:pic="http://schemas.openxmlformats.org/drawingml/2006/picture">
+                  <pic:nvPicPr>
+                    <pic:cNvPr id="1369179475" name="Picture 1" descr="A black screen with white text&#10;&#10;AI-generated content may be incorrect."/>
+                    <pic:cNvPicPr/>
+                  </pic:nvPicPr>
+                  <pic:blipFill>
+                    <a:blip r:embed="rId7"/>
+                    <a:stretch>
+                      <a:fillRect/>
+                    </a:stretch>
+                  </pic:blipFill>
+                  <pic:spPr>
+                    <a:xfrm>
+                      <a:off x="0" y="0"/>
+                      <a:ext cx="1153062" cy="468664"/>
+                    </a:xfrm>
+                    <a:prstGeom prst="rect">
+                      <a:avLst/>
+                    </a:prstGeom>
+                  </pic:spPr>
+                </pic:pic>
+              </a:graphicData>
+            </a:graphic>
+          </wp:inline>
+        </w:drawing>
+      </w:r>
+    </w:p>
+    <w:p>
+      <w:pPr>
+        <w:pStyle w:val="Heading1"/>
+      </w:pPr>
+      <w:r>
+        <w:t>Pod Template File</w:t>
+      </w:r>
+    </w:p>
+    <w:p>
+      <w:r>
+        <w:t xml:space="preserve">If we can’t </w:t>
+      </w:r>
+      <w:r>
+        <w:t xml:space="preserve">add </w:t>
+      </w:r>
+      <w:r>
+        <w:t>some</w:t>
+      </w:r>
+      <w:r>
+        <w:t xml:space="preserve"> fields</w:t>
+      </w:r>
+      <w:r>
+        <w:t xml:space="preserve"> in the SparkApplication manifest, then we can use Pod Template File.</w:t>
+      </w:r>
+    </w:p>
+    <w:p>
+      <w:r>
+        <w:t xml:space="preserve">We create a separate YAML manifest, which is our </w:t>
+      </w:r>
+      <w:r>
+        <w:t xml:space="preserve">Pod </w:t>
+      </w:r>
+      <w:r>
+        <w:t xml:space="preserve">Template File, and then we specify in Spark configuration </w:t>
+      </w:r>
+      <w:r>
+        <w:t xml:space="preserve">in the Spark Application </w:t>
+      </w:r>
+      <w:r>
+        <w:t>that we want to use it</w:t>
+      </w:r>
+      <w:r>
+        <w:t>.</w:t>
+      </w:r>
+    </w:p>
+    <w:p>
+      <w:pPr>
+        <w:rPr>
+          <w:b/>
+          <w:bCs/>
+        </w:rPr>
+      </w:pPr>
+      <w:r>
+        <w:rPr>
+          <w:b/>
+          <w:bCs/>
+        </w:rPr>
+        <w:t>Issues:</w:t>
+      </w:r>
+    </w:p>
+    <w:p>
+      <w:r>
+        <w:t>I don’t know how to use it, I was trying different options</w:t>
+      </w:r>
+      <w:r>
+        <w:t>:</w:t>
+      </w:r>
+    </w:p>
+    <w:p>
+      <w:r>
+        <w:t>Create a Pod Template File:</w:t>
+      </w:r>
+    </w:p>
+    <w:p>
+      <w:r>
+        <w:drawing>
+          <wp:inline distT="0" distB="0" distL="0" distR="0" wp14:anchorId="742EF598" wp14:editId="43DF4339">
+            <wp:extent cx="5943600" cy="1468755"/>
+            <wp:effectExtent l="0" t="0" r="0" b="0"/>
+            <wp:docPr id="233542183" name="Picture 1" descr="A screen shot of a computer&#10;&#10;AI-generated content may be incorrect."/>
+            <wp:cNvGraphicFramePr>
+              <a:graphicFrameLocks xmlns:a="http://schemas.openxmlformats.org/drawingml/2006/main" noChangeAspect="1"/>
+            </wp:cNvGraphicFramePr>
+            <a:graphic xmlns:a="http://schemas.openxmlformats.org/drawingml/2006/main">
+              <a:graphicData uri="http://schemas.openxmlformats.org/drawingml/2006/picture">
+                <pic:pic xmlns:pic="http://schemas.openxmlformats.org/drawingml/2006/picture">
+                  <pic:nvPicPr>
+                    <pic:cNvPr id="233542183" name="Picture 1" descr="A screen shot of a computer&#10;&#10;AI-generated content may be incorrect."/>
+                    <pic:cNvPicPr/>
+                  </pic:nvPicPr>
+                  <pic:blipFill>
+                    <a:blip r:embed="rId8"/>
+                    <a:stretch>
+                      <a:fillRect/>
+                    </a:stretch>
+                  </pic:blipFill>
+                  <pic:spPr>
+                    <a:xfrm>
+                      <a:off x="0" y="0"/>
+                      <a:ext cx="5943600" cy="1468755"/>
+                    </a:xfrm>
+                    <a:prstGeom prst="rect">
+                      <a:avLst/>
+                    </a:prstGeom>
+                  </pic:spPr>
+                </pic:pic>
+              </a:graphicData>
+            </a:graphic>
+          </wp:inline>
+        </w:drawing>
+      </w:r>
+    </w:p>
+    <w:p>
+      <w:r>
+        <w:t>Add the content of that Pod Template File to the ConfigMap value:</w:t>
+      </w:r>
+    </w:p>
+    <w:p>
+      <w:r>
+        <w:drawing>
+          <wp:inline distT="0" distB="0" distL="0" distR="0" wp14:anchorId="6A5CEA69" wp14:editId="15E5798C">
+            <wp:extent cx="6691562" cy="636270"/>
+            <wp:effectExtent l="0" t="0" r="0" b="0"/>
+            <wp:docPr id="320101885" name="Picture 1"/>
+            <wp:cNvGraphicFramePr>
+              <a:graphicFrameLocks xmlns:a="http://schemas.openxmlformats.org/drawingml/2006/main" noChangeAspect="1"/>
+            </wp:cNvGraphicFramePr>
+            <a:graphic xmlns:a="http://schemas.openxmlformats.org/drawingml/2006/main">
+              <a:graphicData uri="http://schemas.openxmlformats.org/drawingml/2006/picture">
+                <pic:pic xmlns:pic="http://schemas.openxmlformats.org/drawingml/2006/picture">
+                  <pic:nvPicPr>
+                    <pic:cNvPr id="320101885" name=""/>
+                    <pic:cNvPicPr/>
+                  </pic:nvPicPr>
+                  <pic:blipFill>
+                    <a:blip r:embed="rId9"/>
+                    <a:stretch>
+                      <a:fillRect/>
+                    </a:stretch>
+                  </pic:blipFill>
+                  <pic:spPr>
+                    <a:xfrm>
+                      <a:off x="0" y="0"/>
+                      <a:ext cx="6756784" cy="642472"/>
+                    </a:xfrm>
+                    <a:prstGeom prst="rect">
+                      <a:avLst/>
+                    </a:prstGeom>
+                  </pic:spPr>
+                </pic:pic>
+              </a:graphicData>
+            </a:graphic>
+          </wp:inline>
+        </w:drawing>
+      </w:r>
+    </w:p>
+    <w:p>
+      <w:r>
+        <w:t>Mount Pod Template File from configMap to the driver and executor pods, and specify in spark configuration that we want to use thos Pod Template Files:</w:t>
+      </w:r>
+    </w:p>
+    <w:p>
+      <w:r>
+        <w:lastRenderedPageBreak/>
+        <w:drawing>
+          <wp:inline distT="0" distB="0" distL="0" distR="0" wp14:anchorId="7C406F91" wp14:editId="6EAFFD84">
+            <wp:extent cx="4825303" cy="2735885"/>
+            <wp:effectExtent l="0" t="0" r="0" b="7620"/>
+            <wp:docPr id="294044105" name="Picture 1" descr="A screenshot of a computer&#10;&#10;AI-generated content may be incorrect."/>
+            <wp:cNvGraphicFramePr>
+              <a:graphicFrameLocks xmlns:a="http://schemas.openxmlformats.org/drawingml/2006/main" noChangeAspect="1"/>
+            </wp:cNvGraphicFramePr>
+            <a:graphic xmlns:a="http://schemas.openxmlformats.org/drawingml/2006/main">
+              <a:graphicData uri="http://schemas.openxmlformats.org/drawingml/2006/picture">
+                <pic:pic xmlns:pic="http://schemas.openxmlformats.org/drawingml/2006/picture">
+                  <pic:nvPicPr>
+                    <pic:cNvPr id="294044105" name="Picture 1" descr="A screenshot of a computer&#10;&#10;AI-generated content may be incorrect."/>
+                    <pic:cNvPicPr/>
+                  </pic:nvPicPr>
+                  <pic:blipFill>
+                    <a:blip r:embed="rId10"/>
+                    <a:stretch>
+                      <a:fillRect/>
+                    </a:stretch>
+                  </pic:blipFill>
+                  <pic:spPr>
+                    <a:xfrm>
+                      <a:off x="0" y="0"/>
+                      <a:ext cx="4834709" cy="2741218"/>
+                    </a:xfrm>
+                    <a:prstGeom prst="rect">
+                      <a:avLst/>
+                    </a:prstGeom>
+                  </pic:spPr>
+                </pic:pic>
+              </a:graphicData>
+            </a:graphic>
+          </wp:inline>
+        </w:drawing>
+      </w:r>
+    </w:p>
+    <w:p>
+      <w:r>
+        <w:t>I was also trying to patch spark operator controller deployment to mount that volume with Pod Template File to it:</w:t>
+      </w:r>
+    </w:p>
+    <w:p>
+      <w:r>
+        <w:drawing>
+          <wp:inline distT="0" distB="0" distL="0" distR="0" wp14:anchorId="63AD0C79" wp14:editId="10855879">
+            <wp:extent cx="4096512" cy="1613658"/>
+            <wp:effectExtent l="0" t="0" r="0" b="5715"/>
+            <wp:docPr id="1637014732" name="Picture 1" descr="A screenshot of a computer program&#10;&#10;AI-generated content may be incorrect."/>
+            <wp:cNvGraphicFramePr>
+              <a:graphicFrameLocks xmlns:a="http://schemas.openxmlformats.org/drawingml/2006/main" noChangeAspect="1"/>
+            </wp:cNvGraphicFramePr>
+            <a:graphic xmlns:a="http://schemas.openxmlformats.org/drawingml/2006/main">
+              <a:graphicData uri="http://schemas.openxmlformats.org/drawingml/2006/picture">
+                <pic:pic xmlns:pic="http://schemas.openxmlformats.org/drawingml/2006/picture">
+                  <pic:nvPicPr>
+                    <pic:cNvPr id="1637014732" name="Picture 1" descr="A screenshot of a computer program&#10;&#10;AI-generated content may be incorrect."/>
+                    <pic:cNvPicPr/>
+                  </pic:nvPicPr>
+                  <pic:blipFill>
+                    <a:blip r:embed="rId11"/>
+                    <a:stretch>
+                      <a:fillRect/>
+                    </a:stretch>
+                  </pic:blipFill>
+                  <pic:spPr>
+                    <a:xfrm>
+                      <a:off x="0" y="0"/>
+                      <a:ext cx="4113979" cy="1620539"/>
+                    </a:xfrm>
+                    <a:prstGeom prst="rect">
+                      <a:avLst/>
+                    </a:prstGeom>
+                  </pic:spPr>
+                </pic:pic>
+              </a:graphicData>
+            </a:graphic>
+          </wp:inline>
+        </w:drawing>
+      </w:r>
+    </w:p>
+    <w:p>
+      <w:r>
+        <w:t xml:space="preserve">I was always getting error that the Pod Template File can’t be found. </w:t>
+      </w:r>
+    </w:p>
+    <w:p>
+      <w:r>
+        <w:t>Someone on a forum said that they have mounted Pod Template File to Spark Operator but I don’t know how.</w:t>
+      </w:r>
+    </w:p>
     <w:sectPr>
       <w:pgSz w:w="12240" w:h="15840"/>
       <w:pgMar w:top="1440" w:right="1440" w:bottom="1440" w:left="1440" w:header="720" w:footer="720" w:gutter="0"/>
@@ -307,8 +841,213 @@
       </w:rPr>
     </w:lvl>
   </w:abstractNum>
+  <w:abstractNum w:abstractNumId="1" w15:restartNumberingAfterBreak="0">
+    <w:nsid w:val="6FF01D04"/>
+    <w:multiLevelType w:val="hybridMultilevel"/>
+    <w:tmpl w:val="7DDE1DAA"/>
+    <w:lvl w:ilvl="0" w:tplc="04090001">
+      <w:start w:val="1"/>
+      <w:numFmt w:val="bullet"/>
+      <w:lvlText w:val=""/>
+      <w:lvlJc w:val="left"/>
+      <w:pPr>
+        <w:ind w:left="720" w:hanging="360"/>
+      </w:pPr>
+      <w:rPr>
+        <w:rFonts w:ascii="Symbol" w:hAnsi="Symbol" w:hint="default"/>
+      </w:rPr>
+    </w:lvl>
+    <w:lvl w:ilvl="1" w:tplc="04090003" w:tentative="1">
+      <w:start w:val="1"/>
+      <w:numFmt w:val="bullet"/>
+      <w:lvlText w:val="o"/>
+      <w:lvlJc w:val="left"/>
+      <w:pPr>
+        <w:ind w:left="1440" w:hanging="360"/>
+      </w:pPr>
+      <w:rPr>
+        <w:rFonts w:ascii="Courier New" w:hAnsi="Courier New" w:cs="Courier New" w:hint="default"/>
+      </w:rPr>
+    </w:lvl>
+    <w:lvl w:ilvl="2" w:tplc="04090005" w:tentative="1">
+      <w:start w:val="1"/>
+      <w:numFmt w:val="bullet"/>
+      <w:lvlText w:val=""/>
+      <w:lvlJc w:val="left"/>
+      <w:pPr>
+        <w:ind w:left="2160" w:hanging="360"/>
+      </w:pPr>
+      <w:rPr>
+        <w:rFonts w:ascii="Wingdings" w:hAnsi="Wingdings" w:hint="default"/>
+      </w:rPr>
+    </w:lvl>
+    <w:lvl w:ilvl="3" w:tplc="04090001" w:tentative="1">
+      <w:start w:val="1"/>
+      <w:numFmt w:val="bullet"/>
+      <w:lvlText w:val=""/>
+      <w:lvlJc w:val="left"/>
+      <w:pPr>
+        <w:ind w:left="2880" w:hanging="360"/>
+      </w:pPr>
+      <w:rPr>
+        <w:rFonts w:ascii="Symbol" w:hAnsi="Symbol" w:hint="default"/>
+      </w:rPr>
+    </w:lvl>
+    <w:lvl w:ilvl="4" w:tplc="04090003" w:tentative="1">
+      <w:start w:val="1"/>
+      <w:numFmt w:val="bullet"/>
+      <w:lvlText w:val="o"/>
+      <w:lvlJc w:val="left"/>
+      <w:pPr>
+        <w:ind w:left="3600" w:hanging="360"/>
+      </w:pPr>
+      <w:rPr>
+        <w:rFonts w:ascii="Courier New" w:hAnsi="Courier New" w:cs="Courier New" w:hint="default"/>
+      </w:rPr>
+    </w:lvl>
+    <w:lvl w:ilvl="5" w:tplc="04090005" w:tentative="1">
+      <w:start w:val="1"/>
+      <w:numFmt w:val="bullet"/>
+      <w:lvlText w:val=""/>
+      <w:lvlJc w:val="left"/>
+      <w:pPr>
+        <w:ind w:left="4320" w:hanging="360"/>
+      </w:pPr>
+      <w:rPr>
+        <w:rFonts w:ascii="Wingdings" w:hAnsi="Wingdings" w:hint="default"/>
+      </w:rPr>
+    </w:lvl>
+    <w:lvl w:ilvl="6" w:tplc="04090001" w:tentative="1">
+      <w:start w:val="1"/>
+      <w:numFmt w:val="bullet"/>
+      <w:lvlText w:val=""/>
+      <w:lvlJc w:val="left"/>
+      <w:pPr>
+        <w:ind w:left="5040" w:hanging="360"/>
+      </w:pPr>
+      <w:rPr>
+        <w:rFonts w:ascii="Symbol" w:hAnsi="Symbol" w:hint="default"/>
+      </w:rPr>
+    </w:lvl>
+    <w:lvl w:ilvl="7" w:tplc="04090003" w:tentative="1">
+      <w:start w:val="1"/>
+      <w:numFmt w:val="bullet"/>
+      <w:lvlText w:val="o"/>
+      <w:lvlJc w:val="left"/>
+      <w:pPr>
+        <w:ind w:left="5760" w:hanging="360"/>
+      </w:pPr>
+      <w:rPr>
+        <w:rFonts w:ascii="Courier New" w:hAnsi="Courier New" w:cs="Courier New" w:hint="default"/>
+      </w:rPr>
+    </w:lvl>
+    <w:lvl w:ilvl="8" w:tplc="04090005" w:tentative="1">
+      <w:start w:val="1"/>
+      <w:numFmt w:val="bullet"/>
+      <w:lvlText w:val=""/>
+      <w:lvlJc w:val="left"/>
+      <w:pPr>
+        <w:ind w:left="6480" w:hanging="360"/>
+      </w:pPr>
+      <w:rPr>
+        <w:rFonts w:ascii="Wingdings" w:hAnsi="Wingdings" w:hint="default"/>
+      </w:rPr>
+    </w:lvl>
+  </w:abstractNum>
+  <w:abstractNum w:abstractNumId="2" w15:restartNumberingAfterBreak="0">
+    <w:nsid w:val="70176C66"/>
+    <w:multiLevelType w:val="hybridMultilevel"/>
+    <w:tmpl w:val="8AC63AAA"/>
+    <w:lvl w:ilvl="0" w:tplc="0409000F">
+      <w:start w:val="1"/>
+      <w:numFmt w:val="decimal"/>
+      <w:lvlText w:val="%1."/>
+      <w:lvlJc w:val="left"/>
+      <w:pPr>
+        <w:ind w:left="360" w:hanging="360"/>
+      </w:pPr>
+    </w:lvl>
+    <w:lvl w:ilvl="1" w:tplc="04090019" w:tentative="1">
+      <w:start w:val="1"/>
+      <w:numFmt w:val="lowerLetter"/>
+      <w:lvlText w:val="%2."/>
+      <w:lvlJc w:val="left"/>
+      <w:pPr>
+        <w:ind w:left="1080" w:hanging="360"/>
+      </w:pPr>
+    </w:lvl>
+    <w:lvl w:ilvl="2" w:tplc="0409001B" w:tentative="1">
+      <w:start w:val="1"/>
+      <w:numFmt w:val="lowerRoman"/>
+      <w:lvlText w:val="%3."/>
+      <w:lvlJc w:val="right"/>
+      <w:pPr>
+        <w:ind w:left="1800" w:hanging="180"/>
+      </w:pPr>
+    </w:lvl>
+    <w:lvl w:ilvl="3" w:tplc="0409000F" w:tentative="1">
+      <w:start w:val="1"/>
+      <w:numFmt w:val="decimal"/>
+      <w:lvlText w:val="%4."/>
+      <w:lvlJc w:val="left"/>
+      <w:pPr>
+        <w:ind w:left="2520" w:hanging="360"/>
+      </w:pPr>
+    </w:lvl>
+    <w:lvl w:ilvl="4" w:tplc="04090019" w:tentative="1">
+      <w:start w:val="1"/>
+      <w:numFmt w:val="lowerLetter"/>
+      <w:lvlText w:val="%5."/>
+      <w:lvlJc w:val="left"/>
+      <w:pPr>
+        <w:ind w:left="3240" w:hanging="360"/>
+      </w:pPr>
+    </w:lvl>
+    <w:lvl w:ilvl="5" w:tplc="0409001B" w:tentative="1">
+      <w:start w:val="1"/>
+      <w:numFmt w:val="lowerRoman"/>
+      <w:lvlText w:val="%6."/>
+      <w:lvlJc w:val="right"/>
+      <w:pPr>
+        <w:ind w:left="3960" w:hanging="180"/>
+      </w:pPr>
+    </w:lvl>
+    <w:lvl w:ilvl="6" w:tplc="0409000F" w:tentative="1">
+      <w:start w:val="1"/>
+      <w:numFmt w:val="decimal"/>
+      <w:lvlText w:val="%7."/>
+      <w:lvlJc w:val="left"/>
+      <w:pPr>
+        <w:ind w:left="4680" w:hanging="360"/>
+      </w:pPr>
+    </w:lvl>
+    <w:lvl w:ilvl="7" w:tplc="04090019" w:tentative="1">
+      <w:start w:val="1"/>
+      <w:numFmt w:val="lowerLetter"/>
+      <w:lvlText w:val="%8."/>
+      <w:lvlJc w:val="left"/>
+      <w:pPr>
+        <w:ind w:left="5400" w:hanging="360"/>
+      </w:pPr>
+    </w:lvl>
+    <w:lvl w:ilvl="8" w:tplc="0409001B" w:tentative="1">
+      <w:start w:val="1"/>
+      <w:numFmt w:val="lowerRoman"/>
+      <w:lvlText w:val="%9."/>
+      <w:lvlJc w:val="right"/>
+      <w:pPr>
+        <w:ind w:left="6120" w:hanging="180"/>
+      </w:pPr>
+    </w:lvl>
+  </w:abstractNum>
   <w:num w:numId="1" w16cid:durableId="18631316">
     <w:abstractNumId w:val="0"/>
+  </w:num>
+  <w:num w:numId="2" w16cid:durableId="2145659672">
+    <w:abstractNumId w:val="1"/>
+  </w:num>
+  <w:num w:numId="3" w16cid:durableId="282083808">
+    <w:abstractNumId w:val="2"/>
   </w:num>
 </w:numbering>
 </file>
@@ -764,7 +1503,6 @@
     <w:next w:val="Normal"/>
     <w:link w:val="Heading3Char"/>
     <w:uiPriority w:val="9"/>
-    <w:semiHidden/>
     <w:unhideWhenUsed/>
     <w:qFormat/>
     <w:rsid w:val="00B17237"/>
@@ -916,7 +1654,6 @@
   <w:style w:type="character" w:default="1" w:styleId="DefaultParagraphFont">
     <w:name w:val="Default Paragraph Font"/>
     <w:uiPriority w:val="1"/>
-    <w:semiHidden/>
     <w:unhideWhenUsed/>
   </w:style>
   <w:style w:type="table" w:default="1" w:styleId="TableNormal">
@@ -971,7 +1708,6 @@
     <w:basedOn w:val="DefaultParagraphFont"/>
     <w:link w:val="Heading3"/>
     <w:uiPriority w:val="9"/>
-    <w:semiHidden/>
     <w:rsid w:val="00B17237"/>
     <w:rPr>
       <w:rFonts w:eastAsiaTheme="majorEastAsia" w:cstheme="majorBidi"/>

--- a/spark/Spark on kubernetes details.docx
+++ b/spark/Spark on kubernetes details.docx
@@ -23,15 +23,31 @@
         <w:pStyle w:val="Heading3"/>
       </w:pPr>
       <w:r>
+        <w:t>Deployments</w:t>
+      </w:r>
+    </w:p>
+    <w:p>
+      <w:r>
+        <w:t xml:space="preserve">Spark Operator is running its own </w:t>
+      </w:r>
+      <w:r>
+        <w:t>Deployments</w:t>
+      </w:r>
+      <w:r>
+        <w:t xml:space="preserve"> called ‘spark-operator-xxxx’. One is spark operator controller and second is spark operator webhook (if using webhook).</w:t>
+      </w:r>
+    </w:p>
+    <w:p>
+      <w:pPr>
+        <w:pStyle w:val="Heading3"/>
+      </w:pPr>
+      <w:r>
         <w:t>Pods</w:t>
       </w:r>
     </w:p>
     <w:p>
       <w:r>
-        <w:t>Spark Operator is running its own Pods called ‘spark-operator-xxxx’.</w:t>
-      </w:r>
-      <w:r>
-        <w:t xml:space="preserve"> One is spark operator controller and second is spark operator webhook (if using webhook).</w:t>
+        <w:t>There are Pods running for each Deployment.</w:t>
       </w:r>
     </w:p>
     <w:p>
@@ -57,25 +73,18 @@
     </w:p>
     <w:p>
       <w:r>
-        <w:t>Spark Operator’s Pods are using Service Accounts which need to have proper permissions. We can check what are those Accounts by running:</w:t>
+        <w:t>Spark Operator’s Pods are using Service Accounts which need to have proper permissions. We can check what are those Accounts by</w:t>
+      </w:r>
+      <w:r>
+        <w:t xml:space="preserve"> checking configurations of Pods</w:t>
+      </w:r>
+      <w:r>
+        <w:t>:</w:t>
       </w:r>
     </w:p>
     <w:p>
       <w:r>
         <w:t>Kubectl get pod &lt;pod-name&gt; -n &lt;namespace&gt; -o yaml</w:t>
-      </w:r>
-    </w:p>
-    <w:p>
-      <w:pPr>
-        <w:pStyle w:val="Heading3"/>
-      </w:pPr>
-      <w:r>
-        <w:t>Webhook pods</w:t>
-      </w:r>
-    </w:p>
-    <w:p>
-      <w:r>
-        <w:t>If we are using webhooks in our Spark Operator then it will also create pods for those webhooks called ‘webhook-xxxx’.</w:t>
       </w:r>
     </w:p>
     <w:p>
@@ -172,30 +181,79 @@
         <w:t xml:space="preserve"> to add additional </w:t>
       </w:r>
       <w:r>
-        <w:t>specification</w:t>
-      </w:r>
-      <w:r>
-        <w:t xml:space="preserve"> </w:t>
-      </w:r>
-      <w:r>
-        <w:t>fields</w:t>
+        <w:t>specification fields</w:t>
       </w:r>
       <w:r>
         <w:t>.</w:t>
       </w:r>
     </w:p>
     <w:p>
-      <w:r>
-        <w:rPr>
-          <w:b/>
-          <w:bCs/>
-        </w:rPr>
-        <w:t>Issues:</w:t>
-      </w:r>
-    </w:p>
-    <w:p>
-      <w:r>
-        <w:t>I was trying to use Webhooks but I was getting all the time errors that Kubernetes API server is not able to communicate with the Webhook server.</w:t>
+      <w:pPr>
+        <w:pStyle w:val="Heading2"/>
+      </w:pPr>
+      <w:r>
+        <w:t>Taints and tolerations</w:t>
+      </w:r>
+    </w:p>
+    <w:p>
+      <w:r>
+        <w:t xml:space="preserve">In order to run Spark Operator on a master node (control plane) we need to set up proper tolerations for </w:t>
+      </w:r>
+      <w:r>
+        <w:t>spark-operator-controller and spark-operator-webhook (if webhook is enabled) deployments</w:t>
+      </w:r>
+      <w:r>
+        <w:t>.</w:t>
+      </w:r>
+    </w:p>
+    <w:p>
+      <w:r>
+        <w:lastRenderedPageBreak/>
+        <w:t>We can run Spark Operator normally on worker nodes, without setting up tolerations.</w:t>
+      </w:r>
+    </w:p>
+    <w:p>
+      <w:r>
+        <w:t>We need to patch and restart deployments for both spark-operator-controller and spark-operator-webhook:</w:t>
+      </w:r>
+    </w:p>
+    <w:p>
+      <w:r>
+        <w:drawing>
+          <wp:inline distT="0" distB="0" distL="0" distR="0" wp14:anchorId="54F58D7A" wp14:editId="1D73D187">
+            <wp:extent cx="4076022" cy="1319917"/>
+            <wp:effectExtent l="0" t="0" r="1270" b="0"/>
+            <wp:docPr id="761312913" name="Picture 1" descr="A screen shot of a computer&#10;&#10;AI-generated content may be incorrect."/>
+            <wp:cNvGraphicFramePr>
+              <a:graphicFrameLocks xmlns:a="http://schemas.openxmlformats.org/drawingml/2006/main" noChangeAspect="1"/>
+            </wp:cNvGraphicFramePr>
+            <a:graphic xmlns:a="http://schemas.openxmlformats.org/drawingml/2006/main">
+              <a:graphicData uri="http://schemas.openxmlformats.org/drawingml/2006/picture">
+                <pic:pic xmlns:pic="http://schemas.openxmlformats.org/drawingml/2006/picture">
+                  <pic:nvPicPr>
+                    <pic:cNvPr id="761312913" name="Picture 1" descr="A screen shot of a computer&#10;&#10;AI-generated content may be incorrect."/>
+                    <pic:cNvPicPr/>
+                  </pic:nvPicPr>
+                  <pic:blipFill>
+                    <a:blip r:embed="rId5"/>
+                    <a:stretch>
+                      <a:fillRect/>
+                    </a:stretch>
+                  </pic:blipFill>
+                  <pic:spPr>
+                    <a:xfrm>
+                      <a:off x="0" y="0"/>
+                      <a:ext cx="4101605" cy="1328201"/>
+                    </a:xfrm>
+                    <a:prstGeom prst="rect">
+                      <a:avLst/>
+                    </a:prstGeom>
+                  </pic:spPr>
+                </pic:pic>
+              </a:graphicData>
+            </a:graphic>
+          </wp:inline>
+        </w:drawing>
       </w:r>
     </w:p>
     <w:p>
@@ -203,7 +261,6 @@
         <w:pStyle w:val="Heading1"/>
       </w:pPr>
       <w:r>
-        <w:lastRenderedPageBreak/>
         <w:t>SparkApplication</w:t>
       </w:r>
     </w:p>
@@ -279,29 +336,24 @@
     </w:p>
     <w:p>
       <w:r>
-        <w:t>In order to deploy sparkApplication on a mater node (control plane) we need to set up proper tolerations for spark-operator-controller deployment and SparkApplication.</w:t>
-      </w:r>
-    </w:p>
-    <w:p>
-      <w:r>
-        <w:t>We can deploy SparkApplication normally of worker nodes.</w:t>
-      </w:r>
-    </w:p>
-    <w:p>
-      <w:r>
-        <w:t>If we have a problem with tolerations we can see that info in the ‘events’ after running this command:</w:t>
-      </w:r>
-    </w:p>
-    <w:p>
-      <w:pPr>
-        <w:pStyle w:val="ListParagraph"/>
-        <w:numPr>
-          <w:ilvl w:val="0"/>
-          <w:numId w:val="2"/>
-        </w:numPr>
-      </w:pPr>
-      <w:r>
-        <w:t>Kubectl describe pods spark-operator-controller -n &lt;namespace&gt;</w:t>
+        <w:t>In order to deploy sparkApplication on a ma</w:t>
+      </w:r>
+      <w:r>
+        <w:t>s</w:t>
+      </w:r>
+      <w:r>
+        <w:t>ter node (control plane) we need to set up proper tolerations for SparkApplication.</w:t>
+      </w:r>
+    </w:p>
+    <w:p>
+      <w:r>
+        <w:t>We can deploy SparkApplication normally o</w:t>
+      </w:r>
+      <w:r>
+        <w:t>n</w:t>
+      </w:r>
+      <w:r>
+        <w:t xml:space="preserve"> worker nodes.</w:t>
       </w:r>
     </w:p>
     <w:p>
@@ -311,6 +363,10 @@
     </w:p>
     <w:p>
       <w:r>
+        <w:rPr>
+          <w:noProof/>
+        </w:rPr>
+        <w:lastRenderedPageBreak/>
         <w:drawing>
           <wp:inline distT="0" distB="0" distL="0" distR="0" wp14:anchorId="3271132F" wp14:editId="67806582">
             <wp:extent cx="1221638" cy="1585661"/>
@@ -327,7 +383,7 @@
                     <pic:cNvPicPr/>
                   </pic:nvPicPr>
                   <pic:blipFill>
-                    <a:blip r:embed="rId5"/>
+                    <a:blip r:embed="rId6"/>
                     <a:stretch>
                       <a:fillRect/>
                     </a:stretch>
@@ -369,17 +425,25 @@
         <w:t>imagePullSecrets</w:t>
       </w:r>
       <w:r>
-        <w:t xml:space="preserve"> field in the Spark Application manifest in order to specify secrets which contains values for authentication to container registry from which we want to pull a Docker image used in the Spark Application.</w:t>
-      </w:r>
-    </w:p>
-    <w:p>
-      <w:r>
-        <w:lastRenderedPageBreak/>
+        <w:t xml:space="preserve"> field in the Spark Application manifest in order to </w:t>
+      </w:r>
+      <w:r>
+        <w:t>access</w:t>
+      </w:r>
+      <w:r>
+        <w:t xml:space="preserve"> secrets which contains values for authentication to container registry from which we want to pull a Docker image used in the Spark Application.</w:t>
+      </w:r>
+    </w:p>
+    <w:p>
+      <w:r>
         <w:t>For example we can create a secret for container registry like that:</w:t>
       </w:r>
     </w:p>
     <w:p>
       <w:r>
+        <w:rPr>
+          <w:noProof/>
+        </w:rPr>
         <w:drawing>
           <wp:inline distT="0" distB="0" distL="0" distR="0" wp14:anchorId="3E622EB9" wp14:editId="1C613A9C">
             <wp:extent cx="2509114" cy="793371"/>
@@ -396,7 +460,7 @@
                     <pic:cNvPicPr/>
                   </pic:nvPicPr>
                   <pic:blipFill>
-                    <a:blip r:embed="rId6"/>
+                    <a:blip r:embed="rId7"/>
                     <a:stretch>
                       <a:fillRect/>
                     </a:stretch>
@@ -424,6 +488,9 @@
     </w:p>
     <w:p>
       <w:r>
+        <w:rPr>
+          <w:noProof/>
+        </w:rPr>
         <w:drawing>
           <wp:inline distT="0" distB="0" distL="0" distR="0" wp14:anchorId="1B69B2D7" wp14:editId="5EE87746">
             <wp:extent cx="1141171" cy="463831"/>
@@ -440,7 +507,7 @@
                     <pic:cNvPicPr/>
                   </pic:nvPicPr>
                   <pic:blipFill>
-                    <a:blip r:embed="rId7"/>
+                    <a:blip r:embed="rId8"/>
                     <a:stretch>
                       <a:fillRect/>
                     </a:stretch>
@@ -536,6 +603,10 @@
     </w:p>
     <w:p>
       <w:r>
+        <w:rPr>
+          <w:noProof/>
+        </w:rPr>
+        <w:lastRenderedPageBreak/>
         <w:drawing>
           <wp:inline distT="0" distB="0" distL="0" distR="0" wp14:anchorId="742EF598" wp14:editId="43DF4339">
             <wp:extent cx="5943600" cy="1468755"/>
@@ -552,7 +623,7 @@
                     <pic:cNvPicPr/>
                   </pic:nvPicPr>
                   <pic:blipFill>
-                    <a:blip r:embed="rId8"/>
+                    <a:blip r:embed="rId9"/>
                     <a:stretch>
                       <a:fillRect/>
                     </a:stretch>
@@ -580,6 +651,9 @@
     </w:p>
     <w:p>
       <w:r>
+        <w:rPr>
+          <w:noProof/>
+        </w:rPr>
         <w:drawing>
           <wp:inline distT="0" distB="0" distL="0" distR="0" wp14:anchorId="6A5CEA69" wp14:editId="15E5798C">
             <wp:extent cx="6691562" cy="636270"/>
@@ -596,7 +670,7 @@
                     <pic:cNvPicPr/>
                   </pic:nvPicPr>
                   <pic:blipFill>
-                    <a:blip r:embed="rId9"/>
+                    <a:blip r:embed="rId10"/>
                     <a:stretch>
                       <a:fillRect/>
                     </a:stretch>
@@ -624,7 +698,9 @@
     </w:p>
     <w:p>
       <w:r>
-        <w:lastRenderedPageBreak/>
+        <w:rPr>
+          <w:noProof/>
+        </w:rPr>
         <w:drawing>
           <wp:inline distT="0" distB="0" distL="0" distR="0" wp14:anchorId="7C406F91" wp14:editId="6EAFFD84">
             <wp:extent cx="4825303" cy="2735885"/>
@@ -641,7 +717,7 @@
                     <pic:cNvPicPr/>
                   </pic:nvPicPr>
                   <pic:blipFill>
-                    <a:blip r:embed="rId10"/>
+                    <a:blip r:embed="rId11"/>
                     <a:stretch>
                       <a:fillRect/>
                     </a:stretch>
@@ -669,6 +745,10 @@
     </w:p>
     <w:p>
       <w:r>
+        <w:rPr>
+          <w:noProof/>
+        </w:rPr>
+        <w:lastRenderedPageBreak/>
         <w:drawing>
           <wp:inline distT="0" distB="0" distL="0" distR="0" wp14:anchorId="63AD0C79" wp14:editId="10855879">
             <wp:extent cx="4096512" cy="1613658"/>
@@ -685,7 +765,7 @@
                     <pic:cNvPicPr/>
                   </pic:nvPicPr>
                   <pic:blipFill>
-                    <a:blip r:embed="rId11"/>
+                    <a:blip r:embed="rId12"/>
                     <a:stretch>
                       <a:fillRect/>
                     </a:stretch>
@@ -1654,6 +1734,7 @@
   <w:style w:type="character" w:default="1" w:styleId="DefaultParagraphFont">
     <w:name w:val="Default Paragraph Font"/>
     <w:uiPriority w:val="1"/>
+    <w:semiHidden/>
     <w:unhideWhenUsed/>
   </w:style>
   <w:style w:type="table" w:default="1" w:styleId="TableNormal">
